--- a/pr-preview/pr-310/linear-algebra-complex.docx
+++ b/pr-preview/pr-310/linear-algebra-complex.docx
@@ -15,10 +15,10 @@
         <w:pStyle w:val="Date"/>
       </w:pPr>
       <w:r>
-        <w:t xml:space="preserve">Last modified: 2026-10-15 08:32:48 (PDT)</w:t>
+        <w:t xml:space="preserve">Last modified: 2026-10-15 13:37:28 (PDT)</w:t>
       </w:r>
     </w:p>
-    <w:bookmarkStart w:id="37" w:name="sec-complex-vectors-matrices"/>
+    <w:bookmarkStart w:id="38" w:name="sec-complex-vectors-matrices"/>
     <w:p>
       <w:pPr>
         <w:pStyle w:val="Heading2"/>
@@ -37,7 +37,7 @@
           <w:b/>
           <w:bCs/>
         </w:rPr>
-        <w:t xml:space="preserve">Definition 1 (Complex vectors and matrices)</w:t>
+        <w:t xml:space="preserve">Definition 1 (Complex vector)</w:t>
       </w:r>
       <w:r>
         <w:t xml:space="preserve"> </w:t>
@@ -125,6 +125,20 @@
       <w:r>
         <w:t xml:space="preserve">.</w:t>
       </w:r>
+    </w:p>
+    <w:bookmarkEnd w:id="10"/>
+    <w:bookmarkStart w:id="11" w:name="def-complex-matrix"/>
+    <w:p>
+      <w:pPr>
+        <w:pStyle w:val="BodyText"/>
+      </w:pPr>
+      <w:r>
+        <w:rPr>
+          <w:b/>
+          <w:bCs/>
+        </w:rPr>
+        <w:t xml:space="preserve">Definition 2 (Complex matrix)</w:t>
+      </w:r>
       <w:r>
         <w:t xml:space="preserve"> </w:t>
       </w:r>
@@ -210,8 +224,8 @@
         <w:t xml:space="preserve">.</w:t>
       </w:r>
     </w:p>
-    <w:bookmarkEnd w:id="10"/>
-    <w:bookmarkStart w:id="11" w:name="exm-complex-vector"/>
+    <w:bookmarkEnd w:id="11"/>
+    <w:bookmarkStart w:id="12" w:name="exm-complex-vector"/>
     <w:p>
       <w:pPr>
         <w:pStyle w:val="BodyText"/>
@@ -629,8 +643,8 @@
         <w:t xml:space="preserve">.</w:t>
       </w:r>
     </w:p>
-    <w:bookmarkEnd w:id="11"/>
-    <w:bookmarkStart w:id="13" w:name="def-complex-conjugate-matrix"/>
+    <w:bookmarkEnd w:id="12"/>
+    <w:bookmarkStart w:id="14" w:name="def-complex-conjugate-matrix"/>
     <w:p>
       <w:pPr>
         <w:pStyle w:val="BodyText"/>
@@ -640,7 +654,7 @@
           <w:b/>
           <w:bCs/>
         </w:rPr>
-        <w:t xml:space="preserve">Definition 2 (Complex conjugate of a complex vector or matrix)</w:t>
+        <w:t xml:space="preserve">Definition 3 (Complex conjugate of a complex vector or matrix)</w:t>
       </w:r>
       <w:r>
         <w:t xml:space="preserve"> </w:t>
@@ -673,7 +687,7 @@
       <w:r>
         <w:t xml:space="preserve"> </w:t>
       </w:r>
-      <w:hyperlink r:id="rId12">
+      <w:hyperlink r:id="rId13">
         <w:r>
           <w:rPr>
             <w:rStyle w:val="Hyperlink"/>
@@ -774,8 +788,8 @@
         <w:t xml:space="preserve">.</w:t>
       </w:r>
     </w:p>
-    <w:bookmarkEnd w:id="13"/>
-    <w:bookmarkStart w:id="14" w:name="def-conjugate-transpose"/>
+    <w:bookmarkEnd w:id="14"/>
+    <w:bookmarkStart w:id="15" w:name="def-conjugate-transpose"/>
     <w:p>
       <w:pPr>
         <w:pStyle w:val="BodyText"/>
@@ -785,7 +799,7 @@
           <w:b/>
           <w:bCs/>
         </w:rPr>
-        <w:t xml:space="preserve">Definition 3 (Conjugate transpose (Hermitian adjoint, Hermitian conjugate, transjugate))</w:t>
+        <w:t xml:space="preserve">Definition 4 (Conjugate transpose (Hermitian adjoint, Hermitian conjugate, transjugate))</w:t>
       </w:r>
       <w:r>
         <w:t xml:space="preserve"> </w:t>
@@ -1176,8 +1190,8 @@
         </m:oMath>
       </m:oMathPara>
     </w:p>
-    <w:bookmarkEnd w:id="14"/>
-    <w:bookmarkStart w:id="15" w:name="rem-conjugate-transpose-notation"/>
+    <w:bookmarkEnd w:id="15"/>
+    <w:bookmarkStart w:id="16" w:name="rem-conjugate-transpose-notation"/>
     <w:p>
       <w:pPr>
         <w:pStyle w:val="FirstParagraph"/>
@@ -1470,8 +1484,8 @@
         <w:t xml:space="preserve">“adjoint.”</w:t>
       </w:r>
     </w:p>
-    <w:bookmarkEnd w:id="15"/>
-    <w:bookmarkStart w:id="16" w:name="exm-conjugate-transpose"/>
+    <w:bookmarkEnd w:id="16"/>
+    <w:bookmarkStart w:id="17" w:name="exm-conjugate-transpose"/>
     <w:p>
       <w:pPr>
         <w:pStyle w:val="BodyText"/>
@@ -2174,8 +2188,8 @@
         <w:t xml:space="preserve">.</w:t>
       </w:r>
     </w:p>
-    <w:bookmarkEnd w:id="16"/>
-    <w:bookmarkStart w:id="17" w:name="rem-conjugate-transpose-vector"/>
+    <w:bookmarkEnd w:id="17"/>
+    <w:bookmarkStart w:id="18" w:name="rem-conjugate-transpose-vector"/>
     <w:p>
       <w:pPr>
         <w:pStyle w:val="BodyText"/>
@@ -2371,8 +2385,8 @@
         <w:t xml:space="preserve">.</w:t>
       </w:r>
     </w:p>
-    <w:bookmarkEnd w:id="17"/>
-    <w:bookmarkStart w:id="18" w:name="thm-hermitian-adjoint-properties"/>
+    <w:bookmarkEnd w:id="18"/>
+    <w:bookmarkStart w:id="19" w:name="thm-hermitian-adjoint-properties"/>
     <w:p>
       <w:pPr>
         <w:pStyle w:val="BodyText"/>
@@ -2468,7 +2482,7 @@
           <w:rPr>
             <w:rStyle w:val="Hyperlink"/>
           </w:rPr>
-          <w:t xml:space="preserve">Definition 3</w:t>
+          <w:t xml:space="preserve">Definition 4</w:t>
         </w:r>
       </w:hyperlink>
       <w:r>
@@ -3075,7 +3089,7 @@
         </m:oMath>
       </m:oMathPara>
     </w:p>
-    <w:bookmarkEnd w:id="18"/>
+    <w:bookmarkEnd w:id="19"/>
     <w:p>
       <w:pPr>
         <w:pStyle w:val="FirstParagraph"/>
@@ -4459,7 +4473,7 @@
                   <m:nor/>
                   <m:sty m:val="p"/>
                 </m:rPr>
-                <m:t>Definition 3</m:t>
+                <m:t>Definition 4</m:t>
               </m:r>
               <m:r>
                 <m:rPr>
@@ -4908,7 +4922,7 @@
                   <m:nor/>
                   <m:sty m:val="p"/>
                 </m:rPr>
-                <m:t>Definition 3</m:t>
+                <m:t>Definition 4</m:t>
               </m:r>
               <m:r>
                 <m:rPr>
@@ -5381,7 +5395,7 @@
         <w:t xml:space="preserve">.</w:t>
       </w:r>
     </w:p>
-    <w:bookmarkStart w:id="19" w:name="thm-adjoint-inner-product"/>
+    <w:bookmarkStart w:id="20" w:name="thm-adjoint-inner-product"/>
     <w:p>
       <w:pPr>
         <w:pStyle w:val="BodyText"/>
@@ -5744,7 +5758,7 @@
         </m:oMath>
       </m:oMathPara>
     </w:p>
-    <w:bookmarkEnd w:id="19"/>
+    <w:bookmarkEnd w:id="20"/>
     <w:p>
       <w:pPr>
         <w:pStyle w:val="FirstParagraph"/>
@@ -6180,7 +6194,7 @@
         </m:oMath>
       </m:oMathPara>
     </w:p>
-    <w:bookmarkStart w:id="20" w:name="rem-adjoint-name"/>
+    <w:bookmarkStart w:id="21" w:name="rem-adjoint-name"/>
     <w:p>
       <w:pPr>
         <w:pStyle w:val="FirstParagraph"/>
@@ -6543,8 +6557,8 @@
         <w:t xml:space="preserve">).</w:t>
       </w:r>
     </w:p>
-    <w:bookmarkEnd w:id="20"/>
-    <w:bookmarkStart w:id="21" w:name="thm-zhz-sum-squares"/>
+    <w:bookmarkEnd w:id="21"/>
+    <w:bookmarkStart w:id="22" w:name="thm-zhz-sum-squares"/>
     <w:p>
       <w:pPr>
         <w:pStyle w:val="BodyText"/>
@@ -6918,7 +6932,7 @@
         <w:t xml:space="preserve">.</w:t>
       </w:r>
     </w:p>
-    <w:bookmarkEnd w:id="21"/>
+    <w:bookmarkEnd w:id="22"/>
     <w:p>
       <w:pPr>
         <w:pStyle w:val="BodyText"/>
@@ -6939,7 +6953,7 @@
       <w:r>
         <w:t xml:space="preserve"> </w:t>
       </w:r>
-      <w:hyperlink r:id="rId22">
+      <w:hyperlink r:id="rId23">
         <w:r>
           <w:rPr>
             <w:rStyle w:val="Hyperlink"/>
@@ -7085,7 +7099,7 @@
                   <m:nor/>
                   <m:sty m:val="p"/>
                 </m:rPr>
-                <m:t>Definition 3</m:t>
+                <m:t>Definition 4</m:t>
               </m:r>
               <m:r>
                 <m:rPr>
@@ -7286,7 +7300,7 @@
       <w:r>
         <w:t xml:space="preserve"> </w:t>
       </w:r>
-      <w:hyperlink r:id="rId23">
+      <w:hyperlink r:id="rId24">
         <w:r>
           <w:rPr>
             <w:rStyle w:val="Hyperlink"/>
@@ -7660,7 +7674,7 @@
         <w:t xml:space="preserve">.</w:t>
       </w:r>
     </w:p>
-    <w:bookmarkStart w:id="24" w:name="exm-zhz-sum-squares"/>
+    <w:bookmarkStart w:id="25" w:name="exm-zhz-sum-squares"/>
     <w:p>
       <w:pPr>
         <w:pStyle w:val="BodyText"/>
@@ -8580,8 +8594,8 @@
         </m:oMath>
       </m:oMathPara>
     </w:p>
-    <w:bookmarkEnd w:id="24"/>
-    <w:bookmarkStart w:id="25" w:name="exm-transpose-not-enough"/>
+    <w:bookmarkEnd w:id="25"/>
+    <w:bookmarkStart w:id="26" w:name="exm-transpose-not-enough"/>
     <w:p>
       <w:pPr>
         <w:pStyle w:val="FirstParagraph"/>
@@ -9333,7 +9347,7 @@
                   <m:nor/>
                   <m:sty m:val="p"/>
                 </m:rPr>
-                <m:t>Definition 3</m:t>
+                <m:t>Definition 4</m:t>
               </m:r>
               <m:r>
                 <m:rPr>
@@ -9541,8 +9555,8 @@
         <w:t xml:space="preserve">guarantees.</w:t>
       </w:r>
     </w:p>
-    <w:bookmarkEnd w:id="25"/>
-    <w:bookmarkStart w:id="26" w:name="def-hermitian-matrix"/>
+    <w:bookmarkEnd w:id="26"/>
+    <w:bookmarkStart w:id="27" w:name="def-hermitian-matrix"/>
     <w:p>
       <w:pPr>
         <w:pStyle w:val="BodyText"/>
@@ -9552,7 +9566,7 @@
           <w:b/>
           <w:bCs/>
         </w:rPr>
-        <w:t xml:space="preserve">Definition 4 (Hermitian matrix (self-adjoint matrix))</w:t>
+        <w:t xml:space="preserve">Definition 5 (Hermitian matrix (self-adjoint matrix))</w:t>
       </w:r>
       <w:r>
         <w:t xml:space="preserve"> </w:t>
@@ -9648,7 +9662,7 @@
           <w:rPr>
             <w:rStyle w:val="Hyperlink"/>
           </w:rPr>
-          <w:t xml:space="preserve">Definition 3</w:t>
+          <w:t xml:space="preserve">Definition 4</w:t>
         </w:r>
       </w:hyperlink>
       <w:r>
@@ -9704,8 +9718,8 @@
         </m:oMath>
       </m:oMathPara>
     </w:p>
-    <w:bookmarkEnd w:id="26"/>
-    <w:bookmarkStart w:id="27" w:name="rem-hermitian-self-adjoint"/>
+    <w:bookmarkEnd w:id="27"/>
+    <w:bookmarkStart w:id="28" w:name="rem-hermitian-self-adjoint"/>
     <w:p>
       <w:pPr>
         <w:pStyle w:val="FirstParagraph"/>
@@ -9949,8 +9963,8 @@
         <w:t xml:space="preserve">The linear operator moves across the inner product without change.</w:t>
       </w:r>
     </w:p>
-    <w:bookmarkEnd w:id="27"/>
-    <w:bookmarkStart w:id="28" w:name="exm-hermitian-matrix"/>
+    <w:bookmarkEnd w:id="28"/>
+    <w:bookmarkStart w:id="29" w:name="exm-hermitian-matrix"/>
     <w:p>
       <w:pPr>
         <w:pStyle w:val="BodyText"/>
@@ -10479,8 +10493,8 @@
         <w:t xml:space="preserve">.</w:t>
       </w:r>
     </w:p>
-    <w:bookmarkEnd w:id="28"/>
-    <w:bookmarkStart w:id="29" w:name="exm-not-hermitian"/>
+    <w:bookmarkEnd w:id="29"/>
+    <w:bookmarkStart w:id="30" w:name="exm-not-hermitian"/>
     <w:p>
       <w:pPr>
         <w:pStyle w:val="BodyText"/>
@@ -10804,8 +10818,8 @@
         </m:oMath>
       </m:oMathPara>
     </w:p>
-    <w:bookmarkEnd w:id="29"/>
-    <w:bookmarkStart w:id="30" w:name="def-skew-hermitian-matrix"/>
+    <w:bookmarkEnd w:id="30"/>
+    <w:bookmarkStart w:id="31" w:name="def-skew-hermitian-matrix"/>
     <w:p>
       <w:pPr>
         <w:pStyle w:val="FirstParagraph"/>
@@ -10815,7 +10829,7 @@
           <w:b/>
           <w:bCs/>
         </w:rPr>
-        <w:t xml:space="preserve">Definition 5 (Skew-Hermitian matrix (anti-Hermitian matrix))</w:t>
+        <w:t xml:space="preserve">Definition 6 (Skew-Hermitian matrix (anti-Hermitian matrix))</w:t>
       </w:r>
       <w:r>
         <w:t xml:space="preserve"> </w:t>
@@ -10911,7 +10925,7 @@
           <w:rPr>
             <w:rStyle w:val="Hyperlink"/>
           </w:rPr>
-          <w:t xml:space="preserve">Definition 3</w:t>
+          <w:t xml:space="preserve">Definition 4</w:t>
         </w:r>
       </w:hyperlink>
       <w:r>
@@ -10973,8 +10987,8 @@
         </m:oMath>
       </m:oMathPara>
     </w:p>
-    <w:bookmarkEnd w:id="30"/>
-    <w:bookmarkStart w:id="31" w:name="rem-skew-hermitian-diagonal"/>
+    <w:bookmarkEnd w:id="31"/>
+    <w:bookmarkStart w:id="32" w:name="rem-skew-hermitian-diagonal"/>
     <w:p>
       <w:pPr>
         <w:pStyle w:val="FirstParagraph"/>
@@ -11486,8 +11500,8 @@
         <w:t xml:space="preserve">.</w:t>
       </w:r>
     </w:p>
-    <w:bookmarkEnd w:id="31"/>
-    <w:bookmarkStart w:id="32" w:name="exm-skew-hermitian-matrix"/>
+    <w:bookmarkEnd w:id="32"/>
+    <w:bookmarkStart w:id="33" w:name="exm-skew-hermitian-matrix"/>
     <w:p>
       <w:pPr>
         <w:pStyle w:val="BodyText"/>
@@ -11956,8 +11970,8 @@
         <w:t xml:space="preserve">are purely imaginary.</w:t>
       </w:r>
     </w:p>
-    <w:bookmarkEnd w:id="32"/>
-    <w:bookmarkStart w:id="33" w:name="X4e376dfe4195dd67571b7cde9ab8c2999dabc4a"/>
+    <w:bookmarkEnd w:id="33"/>
+    <w:bookmarkStart w:id="34" w:name="X4e376dfe4195dd67571b7cde9ab8c2999dabc4a"/>
     <w:p>
       <w:pPr>
         <w:pStyle w:val="BodyText"/>
@@ -12045,7 +12059,7 @@
           <w:rPr>
             <w:rStyle w:val="Hyperlink"/>
           </w:rPr>
-          <w:t xml:space="preserve">Definition 4</w:t>
+          <w:t xml:space="preserve">Definition 5</w:t>
         </w:r>
       </w:hyperlink>
       <w:r>
@@ -12079,7 +12093,7 @@
           <w:rPr>
             <w:rStyle w:val="Hyperlink"/>
           </w:rPr>
-          <w:t xml:space="preserve">Definition 5</w:t>
+          <w:t xml:space="preserve">Definition 6</w:t>
         </w:r>
       </w:hyperlink>
       <w:r>
@@ -12283,7 +12297,7 @@
         </m:oMath>
       </m:oMathPara>
     </w:p>
-    <w:bookmarkEnd w:id="33"/>
+    <w:bookmarkEnd w:id="34"/>
     <w:p>
       <w:pPr>
         <w:pStyle w:val="FirstParagraph"/>
@@ -14356,8 +14370,8 @@
         </m:oMath>
       </m:oMathPara>
     </w:p>
-    <w:bookmarkStart w:id="36" w:name="refs"/>
-    <w:bookmarkStart w:id="35" w:name="ref-axler2024linear"/>
+    <w:bookmarkStart w:id="37" w:name="refs"/>
+    <w:bookmarkStart w:id="36" w:name="ref-axler2024linear"/>
     <w:p>
       <w:pPr>
         <w:pStyle w:val="Bibliography"/>
@@ -14381,7 +14395,7 @@
       <w:r>
         <w:t xml:space="preserve"> </w:t>
       </w:r>
-      <w:hyperlink r:id="rId34">
+      <w:hyperlink r:id="rId35">
         <w:r>
           <w:rPr>
             <w:rStyle w:val="Hyperlink"/>
@@ -14393,9 +14407,9 @@
         <w:t xml:space="preserve">.</w:t>
       </w:r>
     </w:p>
-    <w:bookmarkEnd w:id="35"/>
     <w:bookmarkEnd w:id="36"/>
     <w:bookmarkEnd w:id="37"/>
+    <w:bookmarkEnd w:id="38"/>
     <w:sectPr>
       <w:footnotePr>
         <w:numRestart w:val="eachSect"/>
